--- a/Documentación/Documentacion Sistemas.docx
+++ b/Documentación/Documentacion Sistemas.docx
@@ -21,6 +21,9 @@
     </w:p>
     <w:p>
       <w:r>
+        <w:rPr>
+          <w:noProof/>
+        </w:rPr>
         <w:drawing>
           <wp:inline distT="0" distB="0" distL="0" distR="0" wp14:anchorId="0C094989" wp14:editId="162C8236">
             <wp:extent cx="5400040" cy="3079750"/>
@@ -66,6 +69,9 @@
     </w:p>
     <w:p>
       <w:r>
+        <w:rPr>
+          <w:noProof/>
+        </w:rPr>
         <w:drawing>
           <wp:inline distT="0" distB="0" distL="0" distR="0" wp14:anchorId="4E9DB3D7" wp14:editId="41A1A94C">
             <wp:extent cx="5400040" cy="2416810"/>
@@ -111,6 +117,9 @@
     </w:p>
     <w:p>
       <w:r>
+        <w:rPr>
+          <w:noProof/>
+        </w:rPr>
         <w:lastRenderedPageBreak/>
         <w:drawing>
           <wp:inline distT="0" distB="0" distL="0" distR="0" wp14:anchorId="1B524D60" wp14:editId="3F6F2E72">
@@ -156,6 +165,9 @@
     </w:p>
     <w:p>
       <w:r>
+        <w:rPr>
+          <w:noProof/>
+        </w:rPr>
         <w:drawing>
           <wp:inline distT="0" distB="0" distL="0" distR="0" wp14:anchorId="163CB908" wp14:editId="7482FB0A">
             <wp:extent cx="5400040" cy="4307840"/>
@@ -210,9 +222,15 @@
         <w:lastRenderedPageBreak/>
         <w:t xml:space="preserve">Los nombres para el servidor y el usuario </w:t>
       </w:r>
-    </w:p>
-    <w:p>
-      <w:r>
+      <w:r>
+        <w:t>(el nombre es equipo 1 debido a un error)</w:t>
+      </w:r>
+    </w:p>
+    <w:p>
+      <w:r>
+        <w:rPr>
+          <w:noProof/>
+        </w:rPr>
         <w:drawing>
           <wp:inline distT="0" distB="0" distL="0" distR="0" wp14:anchorId="29FBD024" wp14:editId="1DEAA0ED">
             <wp:extent cx="5400040" cy="2913380"/>
@@ -263,6 +281,9 @@
     </w:p>
     <w:p>
       <w:r>
+        <w:rPr>
+          <w:noProof/>
+        </w:rPr>
         <w:drawing>
           <wp:inline distT="0" distB="0" distL="0" distR="0" wp14:anchorId="6A7AF2B6" wp14:editId="3C0CCE45">
             <wp:extent cx="5400040" cy="4424680"/>
@@ -300,6 +321,326 @@
         </w:drawing>
       </w:r>
     </w:p>
+    <w:p>
+      <w:r>
+        <w:lastRenderedPageBreak/>
+        <w:t>Para poder instalar MySQL en Ubuntu server vas a tener que añadir temporalmente una tarjeta de red NAT.</w:t>
+      </w:r>
+    </w:p>
+    <w:p>
+      <w:r>
+        <w:drawing>
+          <wp:inline distT="0" distB="0" distL="0" distR="0" wp14:anchorId="2F9CF9DD" wp14:editId="726B3D01">
+            <wp:extent cx="5400040" cy="2414270"/>
+            <wp:effectExtent l="0" t="0" r="0" b="5080"/>
+            <wp:docPr id="437999449" name="Imagen 1"/>
+            <wp:cNvGraphicFramePr>
+              <a:graphicFrameLocks xmlns:a="http://schemas.openxmlformats.org/drawingml/2006/main" noChangeAspect="1"/>
+            </wp:cNvGraphicFramePr>
+            <a:graphic xmlns:a="http://schemas.openxmlformats.org/drawingml/2006/main">
+              <a:graphicData uri="http://schemas.openxmlformats.org/drawingml/2006/picture">
+                <pic:pic xmlns:pic="http://schemas.openxmlformats.org/drawingml/2006/picture">
+                  <pic:nvPicPr>
+                    <pic:cNvPr id="437999449" name=""/>
+                    <pic:cNvPicPr/>
+                  </pic:nvPicPr>
+                  <pic:blipFill>
+                    <a:blip r:embed="rId10"/>
+                    <a:stretch>
+                      <a:fillRect/>
+                    </a:stretch>
+                  </pic:blipFill>
+                  <pic:spPr>
+                    <a:xfrm>
+                      <a:off x="0" y="0"/>
+                      <a:ext cx="5400040" cy="2414270"/>
+                    </a:xfrm>
+                    <a:prstGeom prst="rect">
+                      <a:avLst/>
+                    </a:prstGeom>
+                  </pic:spPr>
+                </pic:pic>
+              </a:graphicData>
+            </a:graphic>
+          </wp:inline>
+        </w:drawing>
+      </w:r>
+    </w:p>
+    <w:p/>
+    <w:p>
+      <w:r>
+        <w:t xml:space="preserve">Para configurar la ip temporal de la red nat hacemos un </w:t>
+      </w:r>
+    </w:p>
+    <w:p>
+      <w:r>
+        <w:drawing>
+          <wp:inline distT="0" distB="0" distL="0" distR="0" wp14:anchorId="4FAB12D3" wp14:editId="70FE05C9">
+            <wp:extent cx="3115110" cy="381053"/>
+            <wp:effectExtent l="0" t="0" r="9525" b="0"/>
+            <wp:docPr id="883851547" name="Imagen 1"/>
+            <wp:cNvGraphicFramePr>
+              <a:graphicFrameLocks xmlns:a="http://schemas.openxmlformats.org/drawingml/2006/main" noChangeAspect="1"/>
+            </wp:cNvGraphicFramePr>
+            <a:graphic xmlns:a="http://schemas.openxmlformats.org/drawingml/2006/main">
+              <a:graphicData uri="http://schemas.openxmlformats.org/drawingml/2006/picture">
+                <pic:pic xmlns:pic="http://schemas.openxmlformats.org/drawingml/2006/picture">
+                  <pic:nvPicPr>
+                    <pic:cNvPr id="883851547" name=""/>
+                    <pic:cNvPicPr/>
+                  </pic:nvPicPr>
+                  <pic:blipFill>
+                    <a:blip r:embed="rId11"/>
+                    <a:stretch>
+                      <a:fillRect/>
+                    </a:stretch>
+                  </pic:blipFill>
+                  <pic:spPr>
+                    <a:xfrm>
+                      <a:off x="0" y="0"/>
+                      <a:ext cx="3115110" cy="381053"/>
+                    </a:xfrm>
+                    <a:prstGeom prst="rect">
+                      <a:avLst/>
+                    </a:prstGeom>
+                  </pic:spPr>
+                </pic:pic>
+              </a:graphicData>
+            </a:graphic>
+          </wp:inline>
+        </w:drawing>
+      </w:r>
+    </w:p>
+    <w:p/>
+    <w:p>
+      <w:r>
+        <w:t>Ahora necesitamos actualizar los paquetes de Ubuntu server.</w:t>
+      </w:r>
+    </w:p>
+    <w:p>
+      <w:r>
+        <w:drawing>
+          <wp:inline distT="0" distB="0" distL="0" distR="0" wp14:anchorId="49CC2667" wp14:editId="37EA1024">
+            <wp:extent cx="3858163" cy="504895"/>
+            <wp:effectExtent l="0" t="0" r="9525" b="9525"/>
+            <wp:docPr id="965646835" name="Imagen 1"/>
+            <wp:cNvGraphicFramePr>
+              <a:graphicFrameLocks xmlns:a="http://schemas.openxmlformats.org/drawingml/2006/main" noChangeAspect="1"/>
+            </wp:cNvGraphicFramePr>
+            <a:graphic xmlns:a="http://schemas.openxmlformats.org/drawingml/2006/main">
+              <a:graphicData uri="http://schemas.openxmlformats.org/drawingml/2006/picture">
+                <pic:pic xmlns:pic="http://schemas.openxmlformats.org/drawingml/2006/picture">
+                  <pic:nvPicPr>
+                    <pic:cNvPr id="965646835" name=""/>
+                    <pic:cNvPicPr/>
+                  </pic:nvPicPr>
+                  <pic:blipFill>
+                    <a:blip r:embed="rId12"/>
+                    <a:stretch>
+                      <a:fillRect/>
+                    </a:stretch>
+                  </pic:blipFill>
+                  <pic:spPr>
+                    <a:xfrm>
+                      <a:off x="0" y="0"/>
+                      <a:ext cx="3858163" cy="504895"/>
+                    </a:xfrm>
+                    <a:prstGeom prst="rect">
+                      <a:avLst/>
+                    </a:prstGeom>
+                  </pic:spPr>
+                </pic:pic>
+              </a:graphicData>
+            </a:graphic>
+          </wp:inline>
+        </w:drawing>
+      </w:r>
+    </w:p>
+    <w:p/>
+    <w:p>
+      <w:r>
+        <w:t>Ahora ya podemos instalar el MySQL</w:t>
+      </w:r>
+    </w:p>
+    <w:p>
+      <w:r>
+        <w:drawing>
+          <wp:inline distT="0" distB="0" distL="0" distR="0" wp14:anchorId="7414DA7F" wp14:editId="5F0F1FAA">
+            <wp:extent cx="4553585" cy="771633"/>
+            <wp:effectExtent l="0" t="0" r="0" b="9525"/>
+            <wp:docPr id="2015857444" name="Imagen 1"/>
+            <wp:cNvGraphicFramePr>
+              <a:graphicFrameLocks xmlns:a="http://schemas.openxmlformats.org/drawingml/2006/main" noChangeAspect="1"/>
+            </wp:cNvGraphicFramePr>
+            <a:graphic xmlns:a="http://schemas.openxmlformats.org/drawingml/2006/main">
+              <a:graphicData uri="http://schemas.openxmlformats.org/drawingml/2006/picture">
+                <pic:pic xmlns:pic="http://schemas.openxmlformats.org/drawingml/2006/picture">
+                  <pic:nvPicPr>
+                    <pic:cNvPr id="2015857444" name=""/>
+                    <pic:cNvPicPr/>
+                  </pic:nvPicPr>
+                  <pic:blipFill>
+                    <a:blip r:embed="rId13"/>
+                    <a:stretch>
+                      <a:fillRect/>
+                    </a:stretch>
+                  </pic:blipFill>
+                  <pic:spPr>
+                    <a:xfrm>
+                      <a:off x="0" y="0"/>
+                      <a:ext cx="4553585" cy="771633"/>
+                    </a:xfrm>
+                    <a:prstGeom prst="rect">
+                      <a:avLst/>
+                    </a:prstGeom>
+                  </pic:spPr>
+                </pic:pic>
+              </a:graphicData>
+            </a:graphic>
+          </wp:inline>
+        </w:drawing>
+      </w:r>
+    </w:p>
+    <w:p/>
+    <w:p>
+      <w:r>
+        <w:t>Para configurar el firewall tenemos que instalar ufw para poder editarlo</w:t>
+      </w:r>
+    </w:p>
+    <w:p>
+      <w:r>
+        <w:drawing>
+          <wp:inline distT="0" distB="0" distL="0" distR="0" wp14:anchorId="10D3ADFE" wp14:editId="23C69E79">
+            <wp:extent cx="3829584" cy="695422"/>
+            <wp:effectExtent l="0" t="0" r="0" b="9525"/>
+            <wp:docPr id="419496037" name="Imagen 1"/>
+            <wp:cNvGraphicFramePr>
+              <a:graphicFrameLocks xmlns:a="http://schemas.openxmlformats.org/drawingml/2006/main" noChangeAspect="1"/>
+            </wp:cNvGraphicFramePr>
+            <a:graphic xmlns:a="http://schemas.openxmlformats.org/drawingml/2006/main">
+              <a:graphicData uri="http://schemas.openxmlformats.org/drawingml/2006/picture">
+                <pic:pic xmlns:pic="http://schemas.openxmlformats.org/drawingml/2006/picture">
+                  <pic:nvPicPr>
+                    <pic:cNvPr id="419496037" name=""/>
+                    <pic:cNvPicPr/>
+                  </pic:nvPicPr>
+                  <pic:blipFill>
+                    <a:blip r:embed="rId14"/>
+                    <a:stretch>
+                      <a:fillRect/>
+                    </a:stretch>
+                  </pic:blipFill>
+                  <pic:spPr>
+                    <a:xfrm>
+                      <a:off x="0" y="0"/>
+                      <a:ext cx="3829584" cy="695422"/>
+                    </a:xfrm>
+                    <a:prstGeom prst="rect">
+                      <a:avLst/>
+                    </a:prstGeom>
+                  </pic:spPr>
+                </pic:pic>
+              </a:graphicData>
+            </a:graphic>
+          </wp:inline>
+        </w:drawing>
+      </w:r>
+    </w:p>
+    <w:p/>
+    <w:p>
+      <w:r>
+        <w:lastRenderedPageBreak/>
+        <w:t>La primera regla que vamos a añadir va a ser que la ip de la MV2 pueda acceder por el puerto 3306 de la MV1</w:t>
+      </w:r>
+    </w:p>
+    <w:p>
+      <w:r>
+        <w:drawing>
+          <wp:inline distT="0" distB="0" distL="0" distR="0" wp14:anchorId="401B8F6E" wp14:editId="6B3D9F8F">
+            <wp:extent cx="5400040" cy="354330"/>
+            <wp:effectExtent l="0" t="0" r="0" b="7620"/>
+            <wp:docPr id="561072328" name="Imagen 1"/>
+            <wp:cNvGraphicFramePr>
+              <a:graphicFrameLocks xmlns:a="http://schemas.openxmlformats.org/drawingml/2006/main" noChangeAspect="1"/>
+            </wp:cNvGraphicFramePr>
+            <a:graphic xmlns:a="http://schemas.openxmlformats.org/drawingml/2006/main">
+              <a:graphicData uri="http://schemas.openxmlformats.org/drawingml/2006/picture">
+                <pic:pic xmlns:pic="http://schemas.openxmlformats.org/drawingml/2006/picture">
+                  <pic:nvPicPr>
+                    <pic:cNvPr id="561072328" name=""/>
+                    <pic:cNvPicPr/>
+                  </pic:nvPicPr>
+                  <pic:blipFill>
+                    <a:blip r:embed="rId15"/>
+                    <a:stretch>
+                      <a:fillRect/>
+                    </a:stretch>
+                  </pic:blipFill>
+                  <pic:spPr>
+                    <a:xfrm>
+                      <a:off x="0" y="0"/>
+                      <a:ext cx="5400040" cy="354330"/>
+                    </a:xfrm>
+                    <a:prstGeom prst="rect">
+                      <a:avLst/>
+                    </a:prstGeom>
+                  </pic:spPr>
+                </pic:pic>
+              </a:graphicData>
+            </a:graphic>
+          </wp:inline>
+        </w:drawing>
+      </w:r>
+    </w:p>
+    <w:p/>
+    <w:p>
+      <w:r>
+        <w:t>Comprobamos que en las reglas de firewall este solo configurado la conexión de la MV2 mediante el puerto 3306</w:t>
+      </w:r>
+      <w:r>
+        <w:t>.</w:t>
+      </w:r>
+    </w:p>
+    <w:p>
+      <w:r>
+        <w:drawing>
+          <wp:inline distT="0" distB="0" distL="0" distR="0" wp14:anchorId="47320394" wp14:editId="64C0128A">
+            <wp:extent cx="4525006" cy="1047896"/>
+            <wp:effectExtent l="0" t="0" r="9525" b="0"/>
+            <wp:docPr id="761658687" name="Imagen 1"/>
+            <wp:cNvGraphicFramePr>
+              <a:graphicFrameLocks xmlns:a="http://schemas.openxmlformats.org/drawingml/2006/main" noChangeAspect="1"/>
+            </wp:cNvGraphicFramePr>
+            <a:graphic xmlns:a="http://schemas.openxmlformats.org/drawingml/2006/main">
+              <a:graphicData uri="http://schemas.openxmlformats.org/drawingml/2006/picture">
+                <pic:pic xmlns:pic="http://schemas.openxmlformats.org/drawingml/2006/picture">
+                  <pic:nvPicPr>
+                    <pic:cNvPr id="761658687" name=""/>
+                    <pic:cNvPicPr/>
+                  </pic:nvPicPr>
+                  <pic:blipFill>
+                    <a:blip r:embed="rId16"/>
+                    <a:stretch>
+                      <a:fillRect/>
+                    </a:stretch>
+                  </pic:blipFill>
+                  <pic:spPr>
+                    <a:xfrm>
+                      <a:off x="0" y="0"/>
+                      <a:ext cx="4525006" cy="1047896"/>
+                    </a:xfrm>
+                    <a:prstGeom prst="rect">
+                      <a:avLst/>
+                    </a:prstGeom>
+                  </pic:spPr>
+                </pic:pic>
+              </a:graphicData>
+            </a:graphic>
+          </wp:inline>
+        </w:drawing>
+      </w:r>
+    </w:p>
+    <w:p/>
     <w:sectPr>
       <w:pgSz w:w="11906" w:h="16838"/>
       <w:pgMar w:top="1417" w:right="1701" w:bottom="1417" w:left="1701" w:header="708" w:footer="708" w:gutter="0"/>
